--- a/Cinema/Отчёт/Отчёт_Кирчу_Игорь_вариант13_Кинотеатр.docx
+++ b/Cinema/Отчёт/Отчёт_Кирчу_Игорь_вариант13_Кинотеатр.docx
@@ -736,7 +736,7 @@
                 <w:sz w:val="22"/>
                 <w:szCs w:val="22"/>
               </w:rPr>
-              <w:t xml:space="preserve">Всё, что доступно гостю, а также покупка билетов с выбором мест на схеме зала (до 6 мест за заказ), личный кабинет: свои билеты, возврат билета, изменение ФИО и почты, смена пароля</w:t>
+              <w:t xml:space="preserve">Всё, что доступно гостю, а также покупка билетов с выбором мест на схеме зала (до 6 мест за заказ), личный кабинет: свои билеты, собранные в заказы; возврат одного места или всего заказа не позже чем за час до сеанса; изменение ФИО и почты, смена пароля. Чужие билеты зрителю недоступны</w:t>
             </w:r>
           </w:p>
         </w:tc>
@@ -835,7 +835,7 @@
                 <w:sz w:val="22"/>
                 <w:szCs w:val="22"/>
               </w:rPr>
-              <w:t xml:space="preserve">Касса: список сеансов на дату с заполненностью залов, продажа билетов покупателям (без ограничения количества, с выбором способа оплаты), поиск проданных билетов по номеру, покупателю, фильму, возврат билета</w:t>
+              <w:t xml:space="preserve">Касса: список сеансов на дату с заполненностью залов, продажа билетов покупателям (без ограничения количества, с выбором способа оплаты), проданные билеты по заказам с быстрым выбором фильма и поиском по номеру, покупателю, фильму; возврат одного места, всего заказа или нескольких отмеченных заказов сразу (до начала сеанса). Админ-панель кассиру недоступна</w:t>
             </w:r>
           </w:p>
         </w:tc>
@@ -944,6 +944,1031 @@
       <w:pPr>
         <w:spacing w:after="120"/>
       </w:pPr>
+    </w:p>
+    <w:p>
+      <w:pPr>
+        <w:spacing w:after="0" w:before="0" w:line="360"/>
+        <w:ind w:firstLine="709"/>
+        <w:jc w:val="both"/>
+      </w:pPr>
+      <w:r>
+        <w:t xml:space="preserve">Доступ к разделам сайта по ролям (проверено автоматическим тестом: для каждой роли открывалась каждая страница, а также выполнялись запрещённые действия — возврат чужого билета, возврат через кассу от имени зрителя, удаление фильма и пользователя кассиром; все они были отклонены):</w:t>
+      </w:r>
+    </w:p>
+    <w:p>
+      <w:pPr>
+        <w:keepNext/>
+        <w:spacing w:after="60" w:before="160"/>
+      </w:pPr>
+      <w:r>
+        <w:t xml:space="preserve">Таблица 2 — Доступ к разделам по ролям</w:t>
+      </w:r>
+    </w:p>
+    <w:tbl>
+      <w:tblPr>
+        <w:tblW w:type="dxa" w:w="9355"/>
+        <w:tblBorders>
+          <w:top w:val="single" w:color="auto" w:sz="4"/>
+          <w:left w:val="single" w:color="auto" w:sz="4"/>
+          <w:bottom w:val="single" w:color="auto" w:sz="4"/>
+          <w:right w:val="single" w:color="auto" w:sz="4"/>
+          <w:insideH w:val="single" w:color="auto" w:sz="4"/>
+          <w:insideV w:val="single" w:color="auto" w:sz="4"/>
+        </w:tblBorders>
+      </w:tblPr>
+      <w:tblGrid>
+        <w:gridCol w:w="3100"/>
+        <w:gridCol w:w="1500"/>
+        <w:gridCol w:w="1500"/>
+        <w:gridCol w:w="1500"/>
+        <w:gridCol w:w="1755"/>
+      </w:tblGrid>
+      <w:tr>
+        <w:trPr>
+          <w:cantSplit/>
+          <w:tblHeader/>
+        </w:trPr>
+        <w:tc>
+          <w:tcPr>
+            <w:tcW w:type="dxa" w:w="3100"/>
+            <w:tcBorders>
+              <w:top w:val="single" w:color="000000" w:sz="4"/>
+              <w:left w:val="single" w:color="000000" w:sz="4"/>
+              <w:bottom w:val="single" w:color="000000" w:sz="4"/>
+              <w:right w:val="single" w:color="000000" w:sz="4"/>
+            </w:tcBorders>
+            <w:shd w:fill="D9D9D9" w:color="auto" w:val="clear"/>
+            <w:tcMar>
+              <w:top w:type="dxa" w:w="30"/>
+              <w:left w:type="dxa" w:w="80"/>
+              <w:bottom w:type="dxa" w:w="30"/>
+              <w:right w:type="dxa" w:w="80"/>
+            </w:tcMar>
+          </w:tcPr>
+          <w:p>
+            <w:pPr>
+              <w:jc w:val="center"/>
+            </w:pPr>
+            <w:r>
+              <w:rPr>
+                <w:b/>
+                <w:bCs/>
+                <w:sz w:val="22"/>
+                <w:szCs w:val="22"/>
+              </w:rPr>
+              <w:t xml:space="preserve">Раздел</w:t>
+            </w:r>
+          </w:p>
+        </w:tc>
+        <w:tc>
+          <w:tcPr>
+            <w:tcW w:type="dxa" w:w="1500"/>
+            <w:tcBorders>
+              <w:top w:val="single" w:color="000000" w:sz="4"/>
+              <w:left w:val="single" w:color="000000" w:sz="4"/>
+              <w:bottom w:val="single" w:color="000000" w:sz="4"/>
+              <w:right w:val="single" w:color="000000" w:sz="4"/>
+            </w:tcBorders>
+            <w:shd w:fill="D9D9D9" w:color="auto" w:val="clear"/>
+            <w:tcMar>
+              <w:top w:type="dxa" w:w="30"/>
+              <w:left w:type="dxa" w:w="80"/>
+              <w:bottom w:type="dxa" w:w="30"/>
+              <w:right w:type="dxa" w:w="80"/>
+            </w:tcMar>
+          </w:tcPr>
+          <w:p>
+            <w:pPr>
+              <w:jc w:val="center"/>
+            </w:pPr>
+            <w:r>
+              <w:rPr>
+                <w:b/>
+                <w:bCs/>
+                <w:sz w:val="22"/>
+                <w:szCs w:val="22"/>
+              </w:rPr>
+              <w:t xml:space="preserve">Гость</w:t>
+            </w:r>
+          </w:p>
+        </w:tc>
+        <w:tc>
+          <w:tcPr>
+            <w:tcW w:type="dxa" w:w="1500"/>
+            <w:tcBorders>
+              <w:top w:val="single" w:color="000000" w:sz="4"/>
+              <w:left w:val="single" w:color="000000" w:sz="4"/>
+              <w:bottom w:val="single" w:color="000000" w:sz="4"/>
+              <w:right w:val="single" w:color="000000" w:sz="4"/>
+            </w:tcBorders>
+            <w:shd w:fill="D9D9D9" w:color="auto" w:val="clear"/>
+            <w:tcMar>
+              <w:top w:type="dxa" w:w="30"/>
+              <w:left w:type="dxa" w:w="80"/>
+              <w:bottom w:type="dxa" w:w="30"/>
+              <w:right w:type="dxa" w:w="80"/>
+            </w:tcMar>
+          </w:tcPr>
+          <w:p>
+            <w:pPr>
+              <w:jc w:val="center"/>
+            </w:pPr>
+            <w:r>
+              <w:rPr>
+                <w:b/>
+                <w:bCs/>
+                <w:sz w:val="22"/>
+                <w:szCs w:val="22"/>
+              </w:rPr>
+              <w:t xml:space="preserve">Зритель</w:t>
+            </w:r>
+          </w:p>
+        </w:tc>
+        <w:tc>
+          <w:tcPr>
+            <w:tcW w:type="dxa" w:w="1500"/>
+            <w:tcBorders>
+              <w:top w:val="single" w:color="000000" w:sz="4"/>
+              <w:left w:val="single" w:color="000000" w:sz="4"/>
+              <w:bottom w:val="single" w:color="000000" w:sz="4"/>
+              <w:right w:val="single" w:color="000000" w:sz="4"/>
+            </w:tcBorders>
+            <w:shd w:fill="D9D9D9" w:color="auto" w:val="clear"/>
+            <w:tcMar>
+              <w:top w:type="dxa" w:w="30"/>
+              <w:left w:type="dxa" w:w="80"/>
+              <w:bottom w:type="dxa" w:w="30"/>
+              <w:right w:type="dxa" w:w="80"/>
+            </w:tcMar>
+          </w:tcPr>
+          <w:p>
+            <w:pPr>
+              <w:jc w:val="center"/>
+            </w:pPr>
+            <w:r>
+              <w:rPr>
+                <w:b/>
+                <w:bCs/>
+                <w:sz w:val="22"/>
+                <w:szCs w:val="22"/>
+              </w:rPr>
+              <w:t xml:space="preserve">Кассир</w:t>
+            </w:r>
+          </w:p>
+        </w:tc>
+        <w:tc>
+          <w:tcPr>
+            <w:tcW w:type="dxa" w:w="1755"/>
+            <w:tcBorders>
+              <w:top w:val="single" w:color="000000" w:sz="4"/>
+              <w:left w:val="single" w:color="000000" w:sz="4"/>
+              <w:bottom w:val="single" w:color="000000" w:sz="4"/>
+              <w:right w:val="single" w:color="000000" w:sz="4"/>
+            </w:tcBorders>
+            <w:shd w:fill="D9D9D9" w:color="auto" w:val="clear"/>
+            <w:tcMar>
+              <w:top w:type="dxa" w:w="30"/>
+              <w:left w:type="dxa" w:w="80"/>
+              <w:bottom w:type="dxa" w:w="30"/>
+              <w:right w:type="dxa" w:w="80"/>
+            </w:tcMar>
+          </w:tcPr>
+          <w:p>
+            <w:pPr>
+              <w:jc w:val="center"/>
+            </w:pPr>
+            <w:r>
+              <w:rPr>
+                <w:b/>
+                <w:bCs/>
+                <w:sz w:val="22"/>
+                <w:szCs w:val="22"/>
+              </w:rPr>
+              <w:t xml:space="preserve">Администратор</w:t>
+            </w:r>
+          </w:p>
+        </w:tc>
+      </w:tr>
+      <w:tr>
+        <w:trPr>
+          <w:cantSplit/>
+          <w:tblHeader w:val="off"/>
+        </w:trPr>
+        <w:tc>
+          <w:tcPr>
+            <w:tcW w:type="dxa" w:w="3100"/>
+            <w:tcBorders>
+              <w:top w:val="single" w:color="000000" w:sz="4"/>
+              <w:left w:val="single" w:color="000000" w:sz="4"/>
+              <w:bottom w:val="single" w:color="000000" w:sz="4"/>
+              <w:right w:val="single" w:color="000000" w:sz="4"/>
+            </w:tcBorders>
+            <w:tcMar>
+              <w:top w:type="dxa" w:w="30"/>
+              <w:left w:type="dxa" w:w="80"/>
+              <w:bottom w:type="dxa" w:w="30"/>
+              <w:right w:type="dxa" w:w="80"/>
+            </w:tcMar>
+          </w:tcPr>
+          <w:p>
+            <w:pPr>
+              <w:jc w:val="left"/>
+            </w:pPr>
+            <w:r>
+              <w:rPr>
+                <w:b w:val="false"/>
+                <w:bCs w:val="false"/>
+                <w:sz w:val="22"/>
+                <w:szCs w:val="22"/>
+              </w:rPr>
+              <w:t xml:space="preserve">Главная, афиша, расписание, карточка фильма</w:t>
+            </w:r>
+          </w:p>
+        </w:tc>
+        <w:tc>
+          <w:tcPr>
+            <w:tcW w:type="dxa" w:w="1500"/>
+            <w:tcBorders>
+              <w:top w:val="single" w:color="000000" w:sz="4"/>
+              <w:left w:val="single" w:color="000000" w:sz="4"/>
+              <w:bottom w:val="single" w:color="000000" w:sz="4"/>
+              <w:right w:val="single" w:color="000000" w:sz="4"/>
+            </w:tcBorders>
+            <w:tcMar>
+              <w:top w:type="dxa" w:w="30"/>
+              <w:left w:type="dxa" w:w="80"/>
+              <w:bottom w:type="dxa" w:w="30"/>
+              <w:right w:type="dxa" w:w="80"/>
+            </w:tcMar>
+          </w:tcPr>
+          <w:p>
+            <w:pPr>
+              <w:jc w:val="left"/>
+            </w:pPr>
+            <w:r>
+              <w:rPr>
+                <w:b w:val="false"/>
+                <w:bCs w:val="false"/>
+                <w:sz w:val="22"/>
+                <w:szCs w:val="22"/>
+              </w:rPr>
+              <w:t xml:space="preserve">да</w:t>
+            </w:r>
+          </w:p>
+        </w:tc>
+        <w:tc>
+          <w:tcPr>
+            <w:tcW w:type="dxa" w:w="1500"/>
+            <w:tcBorders>
+              <w:top w:val="single" w:color="000000" w:sz="4"/>
+              <w:left w:val="single" w:color="000000" w:sz="4"/>
+              <w:bottom w:val="single" w:color="000000" w:sz="4"/>
+              <w:right w:val="single" w:color="000000" w:sz="4"/>
+            </w:tcBorders>
+            <w:tcMar>
+              <w:top w:type="dxa" w:w="30"/>
+              <w:left w:type="dxa" w:w="80"/>
+              <w:bottom w:type="dxa" w:w="30"/>
+              <w:right w:type="dxa" w:w="80"/>
+            </w:tcMar>
+          </w:tcPr>
+          <w:p>
+            <w:pPr>
+              <w:jc w:val="left"/>
+            </w:pPr>
+            <w:r>
+              <w:rPr>
+                <w:b w:val="false"/>
+                <w:bCs w:val="false"/>
+                <w:sz w:val="22"/>
+                <w:szCs w:val="22"/>
+              </w:rPr>
+              <w:t xml:space="preserve">да</w:t>
+            </w:r>
+          </w:p>
+        </w:tc>
+        <w:tc>
+          <w:tcPr>
+            <w:tcW w:type="dxa" w:w="1500"/>
+            <w:tcBorders>
+              <w:top w:val="single" w:color="000000" w:sz="4"/>
+              <w:left w:val="single" w:color="000000" w:sz="4"/>
+              <w:bottom w:val="single" w:color="000000" w:sz="4"/>
+              <w:right w:val="single" w:color="000000" w:sz="4"/>
+            </w:tcBorders>
+            <w:tcMar>
+              <w:top w:type="dxa" w:w="30"/>
+              <w:left w:type="dxa" w:w="80"/>
+              <w:bottom w:type="dxa" w:w="30"/>
+              <w:right w:type="dxa" w:w="80"/>
+            </w:tcMar>
+          </w:tcPr>
+          <w:p>
+            <w:pPr>
+              <w:jc w:val="left"/>
+            </w:pPr>
+            <w:r>
+              <w:rPr>
+                <w:b w:val="false"/>
+                <w:bCs w:val="false"/>
+                <w:sz w:val="22"/>
+                <w:szCs w:val="22"/>
+              </w:rPr>
+              <w:t xml:space="preserve">да</w:t>
+            </w:r>
+          </w:p>
+        </w:tc>
+        <w:tc>
+          <w:tcPr>
+            <w:tcW w:type="dxa" w:w="1755"/>
+            <w:tcBorders>
+              <w:top w:val="single" w:color="000000" w:sz="4"/>
+              <w:left w:val="single" w:color="000000" w:sz="4"/>
+              <w:bottom w:val="single" w:color="000000" w:sz="4"/>
+              <w:right w:val="single" w:color="000000" w:sz="4"/>
+            </w:tcBorders>
+            <w:tcMar>
+              <w:top w:type="dxa" w:w="30"/>
+              <w:left w:type="dxa" w:w="80"/>
+              <w:bottom w:type="dxa" w:w="30"/>
+              <w:right w:type="dxa" w:w="80"/>
+            </w:tcMar>
+          </w:tcPr>
+          <w:p>
+            <w:pPr>
+              <w:jc w:val="left"/>
+            </w:pPr>
+            <w:r>
+              <w:rPr>
+                <w:b w:val="false"/>
+                <w:bCs w:val="false"/>
+                <w:sz w:val="22"/>
+                <w:szCs w:val="22"/>
+              </w:rPr>
+              <w:t xml:space="preserve">да</w:t>
+            </w:r>
+          </w:p>
+        </w:tc>
+      </w:tr>
+      <w:tr>
+        <w:trPr>
+          <w:cantSplit/>
+          <w:tblHeader w:val="off"/>
+        </w:trPr>
+        <w:tc>
+          <w:tcPr>
+            <w:tcW w:type="dxa" w:w="3100"/>
+            <w:tcBorders>
+              <w:top w:val="single" w:color="000000" w:sz="4"/>
+              <w:left w:val="single" w:color="000000" w:sz="4"/>
+              <w:bottom w:val="single" w:color="000000" w:sz="4"/>
+              <w:right w:val="single" w:color="000000" w:sz="4"/>
+            </w:tcBorders>
+            <w:tcMar>
+              <w:top w:type="dxa" w:w="30"/>
+              <w:left w:type="dxa" w:w="80"/>
+              <w:bottom w:type="dxa" w:w="30"/>
+              <w:right w:type="dxa" w:w="80"/>
+            </w:tcMar>
+          </w:tcPr>
+          <w:p>
+            <w:pPr>
+              <w:jc w:val="left"/>
+            </w:pPr>
+            <w:r>
+              <w:rPr>
+                <w:b w:val="false"/>
+                <w:bCs w:val="false"/>
+                <w:sz w:val="22"/>
+                <w:szCs w:val="22"/>
+              </w:rPr>
+              <w:t xml:space="preserve">Покупка билетов, личный кабинет</w:t>
+            </w:r>
+          </w:p>
+        </w:tc>
+        <w:tc>
+          <w:tcPr>
+            <w:tcW w:type="dxa" w:w="1500"/>
+            <w:tcBorders>
+              <w:top w:val="single" w:color="000000" w:sz="4"/>
+              <w:left w:val="single" w:color="000000" w:sz="4"/>
+              <w:bottom w:val="single" w:color="000000" w:sz="4"/>
+              <w:right w:val="single" w:color="000000" w:sz="4"/>
+            </w:tcBorders>
+            <w:tcMar>
+              <w:top w:type="dxa" w:w="30"/>
+              <w:left w:type="dxa" w:w="80"/>
+              <w:bottom w:type="dxa" w:w="30"/>
+              <w:right w:type="dxa" w:w="80"/>
+            </w:tcMar>
+          </w:tcPr>
+          <w:p>
+            <w:pPr>
+              <w:jc w:val="left"/>
+            </w:pPr>
+            <w:r>
+              <w:rPr>
+                <w:b w:val="false"/>
+                <w:bCs w:val="false"/>
+                <w:sz w:val="22"/>
+                <w:szCs w:val="22"/>
+              </w:rPr>
+              <w:t xml:space="preserve">вход</w:t>
+            </w:r>
+          </w:p>
+        </w:tc>
+        <w:tc>
+          <w:tcPr>
+            <w:tcW w:type="dxa" w:w="1500"/>
+            <w:tcBorders>
+              <w:top w:val="single" w:color="000000" w:sz="4"/>
+              <w:left w:val="single" w:color="000000" w:sz="4"/>
+              <w:bottom w:val="single" w:color="000000" w:sz="4"/>
+              <w:right w:val="single" w:color="000000" w:sz="4"/>
+            </w:tcBorders>
+            <w:tcMar>
+              <w:top w:type="dxa" w:w="30"/>
+              <w:left w:type="dxa" w:w="80"/>
+              <w:bottom w:type="dxa" w:w="30"/>
+              <w:right w:type="dxa" w:w="80"/>
+            </w:tcMar>
+          </w:tcPr>
+          <w:p>
+            <w:pPr>
+              <w:jc w:val="left"/>
+            </w:pPr>
+            <w:r>
+              <w:rPr>
+                <w:b w:val="false"/>
+                <w:bCs w:val="false"/>
+                <w:sz w:val="22"/>
+                <w:szCs w:val="22"/>
+              </w:rPr>
+              <w:t xml:space="preserve">да</w:t>
+            </w:r>
+          </w:p>
+        </w:tc>
+        <w:tc>
+          <w:tcPr>
+            <w:tcW w:type="dxa" w:w="1500"/>
+            <w:tcBorders>
+              <w:top w:val="single" w:color="000000" w:sz="4"/>
+              <w:left w:val="single" w:color="000000" w:sz="4"/>
+              <w:bottom w:val="single" w:color="000000" w:sz="4"/>
+              <w:right w:val="single" w:color="000000" w:sz="4"/>
+            </w:tcBorders>
+            <w:tcMar>
+              <w:top w:type="dxa" w:w="30"/>
+              <w:left w:type="dxa" w:w="80"/>
+              <w:bottom w:type="dxa" w:w="30"/>
+              <w:right w:type="dxa" w:w="80"/>
+            </w:tcMar>
+          </w:tcPr>
+          <w:p>
+            <w:pPr>
+              <w:jc w:val="left"/>
+            </w:pPr>
+            <w:r>
+              <w:rPr>
+                <w:b w:val="false"/>
+                <w:bCs w:val="false"/>
+                <w:sz w:val="22"/>
+                <w:szCs w:val="22"/>
+              </w:rPr>
+              <w:t xml:space="preserve">да</w:t>
+            </w:r>
+          </w:p>
+        </w:tc>
+        <w:tc>
+          <w:tcPr>
+            <w:tcW w:type="dxa" w:w="1755"/>
+            <w:tcBorders>
+              <w:top w:val="single" w:color="000000" w:sz="4"/>
+              <w:left w:val="single" w:color="000000" w:sz="4"/>
+              <w:bottom w:val="single" w:color="000000" w:sz="4"/>
+              <w:right w:val="single" w:color="000000" w:sz="4"/>
+            </w:tcBorders>
+            <w:tcMar>
+              <w:top w:type="dxa" w:w="30"/>
+              <w:left w:type="dxa" w:w="80"/>
+              <w:bottom w:type="dxa" w:w="30"/>
+              <w:right w:type="dxa" w:w="80"/>
+            </w:tcMar>
+          </w:tcPr>
+          <w:p>
+            <w:pPr>
+              <w:jc w:val="left"/>
+            </w:pPr>
+            <w:r>
+              <w:rPr>
+                <w:b w:val="false"/>
+                <w:bCs w:val="false"/>
+                <w:sz w:val="22"/>
+                <w:szCs w:val="22"/>
+              </w:rPr>
+              <w:t xml:space="preserve">да</w:t>
+            </w:r>
+          </w:p>
+        </w:tc>
+      </w:tr>
+      <w:tr>
+        <w:trPr>
+          <w:cantSplit/>
+          <w:tblHeader w:val="off"/>
+        </w:trPr>
+        <w:tc>
+          <w:tcPr>
+            <w:tcW w:type="dxa" w:w="3100"/>
+            <w:tcBorders>
+              <w:top w:val="single" w:color="000000" w:sz="4"/>
+              <w:left w:val="single" w:color="000000" w:sz="4"/>
+              <w:bottom w:val="single" w:color="000000" w:sz="4"/>
+              <w:right w:val="single" w:color="000000" w:sz="4"/>
+            </w:tcBorders>
+            <w:tcMar>
+              <w:top w:type="dxa" w:w="30"/>
+              <w:left w:type="dxa" w:w="80"/>
+              <w:bottom w:type="dxa" w:w="30"/>
+              <w:right w:type="dxa" w:w="80"/>
+            </w:tcMar>
+          </w:tcPr>
+          <w:p>
+            <w:pPr>
+              <w:jc w:val="left"/>
+            </w:pPr>
+            <w:r>
+              <w:rPr>
+                <w:b w:val="false"/>
+                <w:bCs w:val="false"/>
+                <w:sz w:val="22"/>
+                <w:szCs w:val="22"/>
+              </w:rPr>
+              <w:t xml:space="preserve">Возврат своих билетов в личном кабинете</w:t>
+            </w:r>
+          </w:p>
+        </w:tc>
+        <w:tc>
+          <w:tcPr>
+            <w:tcW w:type="dxa" w:w="1500"/>
+            <w:tcBorders>
+              <w:top w:val="single" w:color="000000" w:sz="4"/>
+              <w:left w:val="single" w:color="000000" w:sz="4"/>
+              <w:bottom w:val="single" w:color="000000" w:sz="4"/>
+              <w:right w:val="single" w:color="000000" w:sz="4"/>
+            </w:tcBorders>
+            <w:tcMar>
+              <w:top w:type="dxa" w:w="30"/>
+              <w:left w:type="dxa" w:w="80"/>
+              <w:bottom w:type="dxa" w:w="30"/>
+              <w:right w:type="dxa" w:w="80"/>
+            </w:tcMar>
+          </w:tcPr>
+          <w:p>
+            <w:pPr>
+              <w:jc w:val="left"/>
+            </w:pPr>
+            <w:r>
+              <w:rPr>
+                <w:b w:val="false"/>
+                <w:bCs w:val="false"/>
+                <w:sz w:val="22"/>
+                <w:szCs w:val="22"/>
+              </w:rPr>
+              <w:t xml:space="preserve">вход</w:t>
+            </w:r>
+          </w:p>
+        </w:tc>
+        <w:tc>
+          <w:tcPr>
+            <w:tcW w:type="dxa" w:w="1500"/>
+            <w:tcBorders>
+              <w:top w:val="single" w:color="000000" w:sz="4"/>
+              <w:left w:val="single" w:color="000000" w:sz="4"/>
+              <w:bottom w:val="single" w:color="000000" w:sz="4"/>
+              <w:right w:val="single" w:color="000000" w:sz="4"/>
+            </w:tcBorders>
+            <w:tcMar>
+              <w:top w:type="dxa" w:w="30"/>
+              <w:left w:type="dxa" w:w="80"/>
+              <w:bottom w:type="dxa" w:w="30"/>
+              <w:right w:type="dxa" w:w="80"/>
+            </w:tcMar>
+          </w:tcPr>
+          <w:p>
+            <w:pPr>
+              <w:jc w:val="left"/>
+            </w:pPr>
+            <w:r>
+              <w:rPr>
+                <w:b w:val="false"/>
+                <w:bCs w:val="false"/>
+                <w:sz w:val="22"/>
+                <w:szCs w:val="22"/>
+              </w:rPr>
+              <w:t xml:space="preserve">да</w:t>
+            </w:r>
+          </w:p>
+        </w:tc>
+        <w:tc>
+          <w:tcPr>
+            <w:tcW w:type="dxa" w:w="1500"/>
+            <w:tcBorders>
+              <w:top w:val="single" w:color="000000" w:sz="4"/>
+              <w:left w:val="single" w:color="000000" w:sz="4"/>
+              <w:bottom w:val="single" w:color="000000" w:sz="4"/>
+              <w:right w:val="single" w:color="000000" w:sz="4"/>
+            </w:tcBorders>
+            <w:tcMar>
+              <w:top w:type="dxa" w:w="30"/>
+              <w:left w:type="dxa" w:w="80"/>
+              <w:bottom w:type="dxa" w:w="30"/>
+              <w:right w:type="dxa" w:w="80"/>
+            </w:tcMar>
+          </w:tcPr>
+          <w:p>
+            <w:pPr>
+              <w:jc w:val="left"/>
+            </w:pPr>
+            <w:r>
+              <w:rPr>
+                <w:b w:val="false"/>
+                <w:bCs w:val="false"/>
+                <w:sz w:val="22"/>
+                <w:szCs w:val="22"/>
+              </w:rPr>
+              <w:t xml:space="preserve">да</w:t>
+            </w:r>
+          </w:p>
+        </w:tc>
+        <w:tc>
+          <w:tcPr>
+            <w:tcW w:type="dxa" w:w="1755"/>
+            <w:tcBorders>
+              <w:top w:val="single" w:color="000000" w:sz="4"/>
+              <w:left w:val="single" w:color="000000" w:sz="4"/>
+              <w:bottom w:val="single" w:color="000000" w:sz="4"/>
+              <w:right w:val="single" w:color="000000" w:sz="4"/>
+            </w:tcBorders>
+            <w:tcMar>
+              <w:top w:type="dxa" w:w="30"/>
+              <w:left w:type="dxa" w:w="80"/>
+              <w:bottom w:type="dxa" w:w="30"/>
+              <w:right w:type="dxa" w:w="80"/>
+            </w:tcMar>
+          </w:tcPr>
+          <w:p>
+            <w:pPr>
+              <w:jc w:val="left"/>
+            </w:pPr>
+            <w:r>
+              <w:rPr>
+                <w:b w:val="false"/>
+                <w:bCs w:val="false"/>
+                <w:sz w:val="22"/>
+                <w:szCs w:val="22"/>
+              </w:rPr>
+              <w:t xml:space="preserve">да</w:t>
+            </w:r>
+          </w:p>
+        </w:tc>
+      </w:tr>
+      <w:tr>
+        <w:trPr>
+          <w:cantSplit/>
+          <w:tblHeader w:val="off"/>
+        </w:trPr>
+        <w:tc>
+          <w:tcPr>
+            <w:tcW w:type="dxa" w:w="3100"/>
+            <w:tcBorders>
+              <w:top w:val="single" w:color="000000" w:sz="4"/>
+              <w:left w:val="single" w:color="000000" w:sz="4"/>
+              <w:bottom w:val="single" w:color="000000" w:sz="4"/>
+              <w:right w:val="single" w:color="000000" w:sz="4"/>
+            </w:tcBorders>
+            <w:tcMar>
+              <w:top w:type="dxa" w:w="30"/>
+              <w:left w:type="dxa" w:w="80"/>
+              <w:bottom w:type="dxa" w:w="30"/>
+              <w:right w:type="dxa" w:w="80"/>
+            </w:tcMar>
+          </w:tcPr>
+          <w:p>
+            <w:pPr>
+              <w:jc w:val="left"/>
+            </w:pPr>
+            <w:r>
+              <w:rPr>
+                <w:b w:val="false"/>
+                <w:bCs w:val="false"/>
+                <w:sz w:val="22"/>
+                <w:szCs w:val="22"/>
+              </w:rPr>
+              <w:t xml:space="preserve">Касса, проданные билеты, возврат любого билета</w:t>
+            </w:r>
+          </w:p>
+        </w:tc>
+        <w:tc>
+          <w:tcPr>
+            <w:tcW w:type="dxa" w:w="1500"/>
+            <w:tcBorders>
+              <w:top w:val="single" w:color="000000" w:sz="4"/>
+              <w:left w:val="single" w:color="000000" w:sz="4"/>
+              <w:bottom w:val="single" w:color="000000" w:sz="4"/>
+              <w:right w:val="single" w:color="000000" w:sz="4"/>
+            </w:tcBorders>
+            <w:tcMar>
+              <w:top w:type="dxa" w:w="30"/>
+              <w:left w:type="dxa" w:w="80"/>
+              <w:bottom w:type="dxa" w:w="30"/>
+              <w:right w:type="dxa" w:w="80"/>
+            </w:tcMar>
+          </w:tcPr>
+          <w:p>
+            <w:pPr>
+              <w:jc w:val="left"/>
+            </w:pPr>
+            <w:r>
+              <w:rPr>
+                <w:b w:val="false"/>
+                <w:bCs w:val="false"/>
+                <w:sz w:val="22"/>
+                <w:szCs w:val="22"/>
+              </w:rPr>
+              <w:t xml:space="preserve">вход</w:t>
+            </w:r>
+          </w:p>
+        </w:tc>
+        <w:tc>
+          <w:tcPr>
+            <w:tcW w:type="dxa" w:w="1500"/>
+            <w:tcBorders>
+              <w:top w:val="single" w:color="000000" w:sz="4"/>
+              <w:left w:val="single" w:color="000000" w:sz="4"/>
+              <w:bottom w:val="single" w:color="000000" w:sz="4"/>
+              <w:right w:val="single" w:color="000000" w:sz="4"/>
+            </w:tcBorders>
+            <w:tcMar>
+              <w:top w:type="dxa" w:w="30"/>
+              <w:left w:type="dxa" w:w="80"/>
+              <w:bottom w:type="dxa" w:w="30"/>
+              <w:right w:type="dxa" w:w="80"/>
+            </w:tcMar>
+          </w:tcPr>
+          <w:p>
+            <w:pPr>
+              <w:jc w:val="left"/>
+            </w:pPr>
+            <w:r>
+              <w:rPr>
+                <w:b w:val="false"/>
+                <w:bCs w:val="false"/>
+                <w:sz w:val="22"/>
+                <w:szCs w:val="22"/>
+              </w:rPr>
+              <w:t xml:space="preserve">нет</w:t>
+            </w:r>
+          </w:p>
+        </w:tc>
+        <w:tc>
+          <w:tcPr>
+            <w:tcW w:type="dxa" w:w="1500"/>
+            <w:tcBorders>
+              <w:top w:val="single" w:color="000000" w:sz="4"/>
+              <w:left w:val="single" w:color="000000" w:sz="4"/>
+              <w:bottom w:val="single" w:color="000000" w:sz="4"/>
+              <w:right w:val="single" w:color="000000" w:sz="4"/>
+            </w:tcBorders>
+            <w:tcMar>
+              <w:top w:type="dxa" w:w="30"/>
+              <w:left w:type="dxa" w:w="80"/>
+              <w:bottom w:type="dxa" w:w="30"/>
+              <w:right w:type="dxa" w:w="80"/>
+            </w:tcMar>
+          </w:tcPr>
+          <w:p>
+            <w:pPr>
+              <w:jc w:val="left"/>
+            </w:pPr>
+            <w:r>
+              <w:rPr>
+                <w:b w:val="false"/>
+                <w:bCs w:val="false"/>
+                <w:sz w:val="22"/>
+                <w:szCs w:val="22"/>
+              </w:rPr>
+              <w:t xml:space="preserve">да</w:t>
+            </w:r>
+          </w:p>
+        </w:tc>
+        <w:tc>
+          <w:tcPr>
+            <w:tcW w:type="dxa" w:w="1755"/>
+            <w:tcBorders>
+              <w:top w:val="single" w:color="000000" w:sz="4"/>
+              <w:left w:val="single" w:color="000000" w:sz="4"/>
+              <w:bottom w:val="single" w:color="000000" w:sz="4"/>
+              <w:right w:val="single" w:color="000000" w:sz="4"/>
+            </w:tcBorders>
+            <w:tcMar>
+              <w:top w:type="dxa" w:w="30"/>
+              <w:left w:type="dxa" w:w="80"/>
+              <w:bottom w:type="dxa" w:w="30"/>
+              <w:right w:type="dxa" w:w="80"/>
+            </w:tcMar>
+          </w:tcPr>
+          <w:p>
+            <w:pPr>
+              <w:jc w:val="left"/>
+            </w:pPr>
+            <w:r>
+              <w:rPr>
+                <w:b w:val="false"/>
+                <w:bCs w:val="false"/>
+                <w:sz w:val="22"/>
+                <w:szCs w:val="22"/>
+              </w:rPr>
+              <w:t xml:space="preserve">да</w:t>
+            </w:r>
+          </w:p>
+        </w:tc>
+      </w:tr>
+      <w:tr>
+        <w:trPr>
+          <w:cantSplit/>
+          <w:tblHeader w:val="off"/>
+        </w:trPr>
+        <w:tc>
+          <w:tcPr>
+            <w:tcW w:type="dxa" w:w="3100"/>
+            <w:tcBorders>
+              <w:top w:val="single" w:color="000000" w:sz="4"/>
+              <w:left w:val="single" w:color="000000" w:sz="4"/>
+              <w:bottom w:val="single" w:color="000000" w:sz="4"/>
+              <w:right w:val="single" w:color="000000" w:sz="4"/>
+            </w:tcBorders>
+            <w:tcMar>
+              <w:top w:type="dxa" w:w="30"/>
+              <w:left w:type="dxa" w:w="80"/>
+              <w:bottom w:type="dxa" w:w="30"/>
+              <w:right w:type="dxa" w:w="80"/>
+            </w:tcMar>
+          </w:tcPr>
+          <w:p>
+            <w:pPr>
+              <w:jc w:val="left"/>
+            </w:pPr>
+            <w:r>
+              <w:rPr>
+                <w:b w:val="false"/>
+                <w:bCs w:val="false"/>
+                <w:sz w:val="22"/>
+                <w:szCs w:val="22"/>
+              </w:rPr>
+              <w:t xml:space="preserve">Админ-панель: фильмы, жанры, залы, сеансы, пользователи</w:t>
+            </w:r>
+          </w:p>
+        </w:tc>
+        <w:tc>
+          <w:tcPr>
+            <w:tcW w:type="dxa" w:w="1500"/>
+            <w:tcBorders>
+              <w:top w:val="single" w:color="000000" w:sz="4"/>
+              <w:left w:val="single" w:color="000000" w:sz="4"/>
+              <w:bottom w:val="single" w:color="000000" w:sz="4"/>
+              <w:right w:val="single" w:color="000000" w:sz="4"/>
+            </w:tcBorders>
+            <w:tcMar>
+              <w:top w:type="dxa" w:w="30"/>
+              <w:left w:type="dxa" w:w="80"/>
+              <w:bottom w:type="dxa" w:w="30"/>
+              <w:right w:type="dxa" w:w="80"/>
+            </w:tcMar>
+          </w:tcPr>
+          <w:p>
+            <w:pPr>
+              <w:jc w:val="left"/>
+            </w:pPr>
+            <w:r>
+              <w:rPr>
+                <w:b w:val="false"/>
+                <w:bCs w:val="false"/>
+                <w:sz w:val="22"/>
+                <w:szCs w:val="22"/>
+              </w:rPr>
+              <w:t xml:space="preserve">вход</w:t>
+            </w:r>
+          </w:p>
+        </w:tc>
+        <w:tc>
+          <w:tcPr>
+            <w:tcW w:type="dxa" w:w="1500"/>
+            <w:tcBorders>
+              <w:top w:val="single" w:color="000000" w:sz="4"/>
+              <w:left w:val="single" w:color="000000" w:sz="4"/>
+              <w:bottom w:val="single" w:color="000000" w:sz="4"/>
+              <w:right w:val="single" w:color="000000" w:sz="4"/>
+            </w:tcBorders>
+            <w:tcMar>
+              <w:top w:type="dxa" w:w="30"/>
+              <w:left w:type="dxa" w:w="80"/>
+              <w:bottom w:type="dxa" w:w="30"/>
+              <w:right w:type="dxa" w:w="80"/>
+            </w:tcMar>
+          </w:tcPr>
+          <w:p>
+            <w:pPr>
+              <w:jc w:val="left"/>
+            </w:pPr>
+            <w:r>
+              <w:rPr>
+                <w:b w:val="false"/>
+                <w:bCs w:val="false"/>
+                <w:sz w:val="22"/>
+                <w:szCs w:val="22"/>
+              </w:rPr>
+              <w:t xml:space="preserve">нет</w:t>
+            </w:r>
+          </w:p>
+        </w:tc>
+        <w:tc>
+          <w:tcPr>
+            <w:tcW w:type="dxa" w:w="1500"/>
+            <w:tcBorders>
+              <w:top w:val="single" w:color="000000" w:sz="4"/>
+              <w:left w:val="single" w:color="000000" w:sz="4"/>
+              <w:bottom w:val="single" w:color="000000" w:sz="4"/>
+              <w:right w:val="single" w:color="000000" w:sz="4"/>
+            </w:tcBorders>
+            <w:tcMar>
+              <w:top w:type="dxa" w:w="30"/>
+              <w:left w:type="dxa" w:w="80"/>
+              <w:bottom w:type="dxa" w:w="30"/>
+              <w:right w:type="dxa" w:w="80"/>
+            </w:tcMar>
+          </w:tcPr>
+          <w:p>
+            <w:pPr>
+              <w:jc w:val="left"/>
+            </w:pPr>
+            <w:r>
+              <w:rPr>
+                <w:b w:val="false"/>
+                <w:bCs w:val="false"/>
+                <w:sz w:val="22"/>
+                <w:szCs w:val="22"/>
+              </w:rPr>
+              <w:t xml:space="preserve">нет</w:t>
+            </w:r>
+          </w:p>
+        </w:tc>
+        <w:tc>
+          <w:tcPr>
+            <w:tcW w:type="dxa" w:w="1755"/>
+            <w:tcBorders>
+              <w:top w:val="single" w:color="000000" w:sz="4"/>
+              <w:left w:val="single" w:color="000000" w:sz="4"/>
+              <w:bottom w:val="single" w:color="000000" w:sz="4"/>
+              <w:right w:val="single" w:color="000000" w:sz="4"/>
+            </w:tcBorders>
+            <w:tcMar>
+              <w:top w:type="dxa" w:w="30"/>
+              <w:left w:type="dxa" w:w="80"/>
+              <w:bottom w:type="dxa" w:w="30"/>
+              <w:right w:type="dxa" w:w="80"/>
+            </w:tcMar>
+          </w:tcPr>
+          <w:p>
+            <w:pPr>
+              <w:jc w:val="left"/>
+            </w:pPr>
+            <w:r>
+              <w:rPr>
+                <w:b w:val="false"/>
+                <w:bCs w:val="false"/>
+                <w:sz w:val="22"/>
+                <w:szCs w:val="22"/>
+              </w:rPr>
+              <w:t xml:space="preserve">да</w:t>
+            </w:r>
+          </w:p>
+        </w:tc>
+      </w:tr>
+    </w:tbl>
+    <w:p>
+      <w:pPr>
+        <w:spacing w:after="120"/>
+      </w:pPr>
+    </w:p>
+    <w:p>
+      <w:pPr>
+        <w:spacing w:after="0" w:before="0" w:line="360"/>
+        <w:ind w:firstLine="709"/>
+        <w:jc w:val="both"/>
+      </w:pPr>
+      <w:r>
+        <w:t xml:space="preserve">«Вход» — гость перенаправляется на страницу входа; «нет» — открывается страница «Доступ запрещён».</w:t>
+      </w:r>
     </w:p>
     <w:p>
       <w:pPr>
@@ -960,7 +1985,7 @@
         <w:spacing w:after="60" w:before="160"/>
       </w:pPr>
       <w:r>
-        <w:t xml:space="preserve">Таблица 2 — Функциональные требования</w:t>
+        <w:t xml:space="preserve">Таблица 3 — Функциональные требования</w:t>
       </w:r>
     </w:p>
     <w:tbl>
@@ -1640,7 +2665,7 @@
                 <w:sz w:val="22"/>
                 <w:szCs w:val="22"/>
               </w:rPr>
-              <w:t xml:space="preserve">Личный кабинет: мои билеты (предстоящие, прошедшие, возвращённые), возврат билета, изменение данных и пароля</w:t>
+              <w:t xml:space="preserve">Личный кабинет: мои билеты, собранные в заказы (предстоящие, прошедшие, возвращённые), возврат одного места или всего заказа, изменение данных и пароля</w:t>
             </w:r>
           </w:p>
         </w:tc>
@@ -1739,7 +2764,7 @@
                 <w:sz w:val="22"/>
                 <w:szCs w:val="22"/>
               </w:rPr>
-              <w:t xml:space="preserve">Продажа билетов на кассе и возврат; поиск и фильтрация проданных билетов</w:t>
+              <w:t xml:space="preserve">Продажа билетов на кассе; проданные билеты по заказам с быстрым выбором фильма, поиском и фильтрами; возврат места, заказа или нескольких заказов сразу</w:t>
             </w:r>
           </w:p>
         </w:tc>
@@ -2357,7 +3382,7 @@
         <w:spacing w:after="60" w:before="160"/>
       </w:pPr>
       <w:r>
-        <w:t xml:space="preserve">Таблица 3 — Таблица Roles — роли</w:t>
+        <w:t xml:space="preserve">Таблица 4 — Таблица Roles — роли</w:t>
       </w:r>
     </w:p>
     <w:tbl>
@@ -2788,7 +3813,7 @@
         <w:spacing w:after="60" w:before="160"/>
       </w:pPr>
       <w:r>
-        <w:t xml:space="preserve">Таблица 4 — Таблица Users — пользователи</w:t>
+        <w:t xml:space="preserve">Таблица 5 — Таблица Users — пользователи</w:t>
       </w:r>
     </w:p>
     <w:tbl>
@@ -3714,7 +4739,7 @@
         <w:spacing w:after="60" w:before="160"/>
       </w:pPr>
       <w:r>
-        <w:t xml:space="preserve">Таблица 5 — Таблицы Genres, Movies, Halls</w:t>
+        <w:t xml:space="preserve">Таблица 6 — Таблицы Genres, Movies, Halls</w:t>
       </w:r>
     </w:p>
     <w:tbl>
@@ -4937,7 +5962,7 @@
         <w:spacing w:after="60" w:before="160"/>
       </w:pPr>
       <w:r>
-        <w:t xml:space="preserve">Таблица 6 — Таблицы Sessions и Tickets</w:t>
+        <w:t xml:space="preserve">Таблица 7 — Таблицы Sessions и Tickets</w:t>
       </w:r>
     </w:p>
     <w:tbl>
@@ -6561,7 +7586,7 @@
         <w:spacing w:after="60" w:before="160"/>
       </w:pPr>
       <w:r>
-        <w:t xml:space="preserve">Таблица 7 — Страницы сайта</w:t>
+        <w:t xml:space="preserve">Таблица 8 — Страницы сайта</w:t>
       </w:r>
     </w:p>
     <w:tbl>
@@ -7751,7 +8776,7 @@
                 <w:sz w:val="22"/>
                 <w:szCs w:val="22"/>
               </w:rPr>
-              <w:t xml:space="preserve">Мои билеты, возврат, изменение данных и пароля</w:t>
+              <w:t xml:space="preserve">Мои заказы билетов, возврат места или заказа, изменение данных и пароля</w:t>
             </w:r>
           </w:p>
         </w:tc>
@@ -7949,7 +8974,7 @@
                 <w:sz w:val="22"/>
                 <w:szCs w:val="22"/>
               </w:rPr>
-              <w:t xml:space="preserve">Билеты</w:t>
+              <w:t xml:space="preserve">Проданные билеты</w:t>
             </w:r>
           </w:p>
         </w:tc>
@@ -8011,7 +9036,7 @@
                 <w:sz w:val="22"/>
                 <w:szCs w:val="22"/>
               </w:rPr>
-              <w:t xml:space="preserve">Поиск проданных билетов, возврат</w:t>
+              <w:t xml:space="preserve">Заказы по фильмам, поиск, возврат места, заказа или нескольких заказов</w:t>
             </w:r>
           </w:p>
         </w:tc>
@@ -9174,7 +10199,7 @@
       <w:r>
         <w:drawing>
           <wp:inline distT="0" distB="0" distL="0" distR="0">
-            <wp:extent cx="5762625" cy="4029075"/>
+            <wp:extent cx="5762625" cy="3867150"/>
             <wp:effectExtent t="0" r="0" b="0" l="0"/>
             <wp:docPr id="7" name="" descr="" title=""/>
             <wp:cNvGraphicFramePr>
@@ -9199,7 +10224,7 @@
                   <pic:spPr bwMode="auto">
                     <a:xfrm>
                       <a:off x="0" y="0"/>
-                      <a:ext cx="5762625" cy="4029075"/>
+                      <a:ext cx="5762625" cy="3867150"/>
                     </a:xfrm>
                     <a:prstGeom prst="rect">
                       <a:avLst/>
@@ -9342,7 +10367,7 @@
       <w:r>
         <w:drawing>
           <wp:inline distT="0" distB="0" distL="0" distR="0">
-            <wp:extent cx="5762625" cy="4324350"/>
+            <wp:extent cx="5762625" cy="4286250"/>
             <wp:effectExtent t="0" r="0" b="0" l="0"/>
             <wp:docPr id="10" name="" descr="" title=""/>
             <wp:cNvGraphicFramePr>
@@ -9367,7 +10392,7 @@
                   <pic:spPr bwMode="auto">
                     <a:xfrm>
                       <a:off x="0" y="0"/>
-                      <a:ext cx="5762625" cy="4324350"/>
+                      <a:ext cx="5762625" cy="4286250"/>
                     </a:xfrm>
                     <a:prstGeom prst="rect">
                       <a:avLst/>
@@ -9846,7 +10871,7 @@
       <w:r>
         <w:drawing>
           <wp:inline distT="0" distB="0" distL="0" distR="0">
-            <wp:extent cx="5762625" cy="3867150"/>
+            <wp:extent cx="5762625" cy="5791200"/>
             <wp:effectExtent t="0" r="0" b="0" l="0"/>
             <wp:docPr id="19" name="" descr="" title=""/>
             <wp:cNvGraphicFramePr>
@@ -9871,7 +10896,7 @@
                   <pic:spPr bwMode="auto">
                     <a:xfrm>
                       <a:off x="0" y="0"/>
-                      <a:ext cx="5762625" cy="3867150"/>
+                      <a:ext cx="5762625" cy="5791200"/>
                     </a:xfrm>
                     <a:prstGeom prst="rect">
                       <a:avLst/>
@@ -9974,7 +10999,7 @@
         <w:spacing w:after="60" w:before="160"/>
       </w:pPr>
       <w:r>
-        <w:t xml:space="preserve">Таблица 8 — Результаты тестирования</w:t>
+        <w:t xml:space="preserve">Таблица 9 — Результаты тестирования</w:t>
       </w:r>
     </w:p>
     <w:tbl>
@@ -13993,7 +15018,7 @@
                 <w:sz w:val="22"/>
                 <w:szCs w:val="22"/>
               </w:rPr>
-              <w:t xml:space="preserve">Возврат билета зрителем</w:t>
+              <w:t xml:space="preserve">Возврат одного билета из заказа зрителем</w:t>
             </w:r>
           </w:p>
         </w:tc>
@@ -14513,7 +15538,7 @@
                 <w:sz w:val="22"/>
                 <w:szCs w:val="22"/>
               </w:rPr>
-              <w:t xml:space="preserve">Поиск билетов по покупателю</w:t>
+              <w:t xml:space="preserve">Поиск по покупателю: найден заказ из 3 билетов</w:t>
             </w:r>
           </w:p>
         </w:tc>
@@ -14643,7 +15668,7 @@
                 <w:sz w:val="22"/>
                 <w:szCs w:val="22"/>
               </w:rPr>
-              <w:t xml:space="preserve">Поиск билета по номеру T-000539</w:t>
+              <w:t xml:space="preserve">Поиск по номеру T-000664 находит весь заказ</w:t>
             </w:r>
           </w:p>
         </w:tc>
@@ -14773,7 +15798,7 @@
                 <w:sz w:val="22"/>
                 <w:szCs w:val="22"/>
               </w:rPr>
-              <w:t xml:space="preserve">Возврат билета на кассе</w:t>
+              <w:t xml:space="preserve">Возврат всего заказа на кассе одной кнопкой</w:t>
             </w:r>
           </w:p>
         </w:tc>
@@ -18135,7 +19160,7 @@
         <w:spacing w:after="60" w:before="160"/>
       </w:pPr>
       <w:r>
-        <w:t xml:space="preserve">Таблица 9 — План внедрения</w:t>
+        <w:t xml:space="preserve">Таблица 10 — План внедрения</w:t>
       </w:r>
     </w:p>
     <w:tbl>
@@ -19749,7 +20774,7 @@
         <w:jc w:val="both"/>
       </w:pPr>
       <w:r>
-        <w:t xml:space="preserve">Чтобы вернуть билет, в личном кабинете нажмите «Вернуть билет». Через сайт возврат возможен не позднее чем за час до начала сеанса, позже — только в кассе.</w:t>
+        <w:t xml:space="preserve">Чтобы вернуть билеты, откройте «Мои билеты»: билеты, купленные вместе, показаны одной карточкой заказа. Кнопка «Вернуть заказ» возвращает все билеты заказа, крестик у места — только этот билет. Через сайт возврат возможен не позднее чем за час до начала сеанса, позже — только в кассе.</w:t>
       </w:r>
     </w:p>
     <w:p>
@@ -19827,7 +20852,7 @@
         <w:jc w:val="both"/>
       </w:pPr>
       <w:r>
-        <w:t xml:space="preserve">Для возврата откройте «Билеты», найдите билет по номеру, фамилии покупателя или фильму, нажмите «Возврат» и верните покупателю указанную сумму.</w:t>
+        <w:t xml:space="preserve">Для возврата откройте «Проданные билеты». Сверху перечислены все фильмы — нажмите нужный, чтобы увидеть только его билеты, или найдите заказ по номеру билета либо фамилии покупателя. Кнопка «Возврат» возвращает весь заказ, крестик у места — один билет. Чтобы вернуть несколько заказов сразу, отметьте их галочками и нажмите «Вернуть выбранные» — внизу показана сумма, которую нужно вернуть покупателям. К списку билетов конкретного сеанса можно перейти кнопкой «Билеты» на странице «Касса».</w:t>
       </w:r>
     </w:p>
     <w:p>

--- a/Cinema/Отчёт/Отчёт_Кирчу_Игорь_вариант13_Кинотеатр.docx
+++ b/Cinema/Отчёт/Отчёт_Кирчу_Игорь_вариант13_Кинотеатр.docx
@@ -3295,6 +3295,105 @@
           </w:p>
         </w:tc>
       </w:tr>
+      <w:tr>
+        <w:trPr>
+          <w:cantSplit/>
+          <w:tblHeader w:val="off"/>
+        </w:trPr>
+        <w:tc>
+          <w:tcPr>
+            <w:tcW w:type="dxa" w:w="900"/>
+            <w:tcBorders>
+              <w:top w:val="single" w:color="000000" w:sz="4"/>
+              <w:left w:val="single" w:color="000000" w:sz="4"/>
+              <w:bottom w:val="single" w:color="000000" w:sz="4"/>
+              <w:right w:val="single" w:color="000000" w:sz="4"/>
+            </w:tcBorders>
+            <w:tcMar>
+              <w:top w:type="dxa" w:w="30"/>
+              <w:left w:type="dxa" w:w="80"/>
+              <w:bottom w:type="dxa" w:w="30"/>
+              <w:right w:type="dxa" w:w="80"/>
+            </w:tcMar>
+          </w:tcPr>
+          <w:p>
+            <w:pPr>
+              <w:jc w:val="left"/>
+            </w:pPr>
+            <w:r>
+              <w:rPr>
+                <w:b w:val="false"/>
+                <w:bCs w:val="false"/>
+                <w:sz w:val="22"/>
+                <w:szCs w:val="22"/>
+              </w:rPr>
+              <w:t xml:space="preserve">ФТ-13</w:t>
+            </w:r>
+          </w:p>
+        </w:tc>
+        <w:tc>
+          <w:tcPr>
+            <w:tcW w:type="dxa" w:w="5655"/>
+            <w:tcBorders>
+              <w:top w:val="single" w:color="000000" w:sz="4"/>
+              <w:left w:val="single" w:color="000000" w:sz="4"/>
+              <w:bottom w:val="single" w:color="000000" w:sz="4"/>
+              <w:right w:val="single" w:color="000000" w:sz="4"/>
+            </w:tcBorders>
+            <w:tcMar>
+              <w:top w:type="dxa" w:w="30"/>
+              <w:left w:type="dxa" w:w="80"/>
+              <w:bottom w:type="dxa" w:w="30"/>
+              <w:right w:type="dxa" w:w="80"/>
+            </w:tcMar>
+          </w:tcPr>
+          <w:p>
+            <w:pPr>
+              <w:jc w:val="left"/>
+            </w:pPr>
+            <w:r>
+              <w:rPr>
+                <w:b w:val="false"/>
+                <w:bCs w:val="false"/>
+                <w:sz w:val="22"/>
+                <w:szCs w:val="22"/>
+              </w:rPr>
+              <w:t xml:space="preserve">Электронный чек заказа после оплаты на сайте и продажи на кассе (билеты, места, способ оплаты, возвраты), печать и сохранение в PDF; чек хранится в личном кабинете</w:t>
+            </w:r>
+          </w:p>
+        </w:tc>
+        <w:tc>
+          <w:tcPr>
+            <w:tcW w:type="dxa" w:w="2800"/>
+            <w:tcBorders>
+              <w:top w:val="single" w:color="000000" w:sz="4"/>
+              <w:left w:val="single" w:color="000000" w:sz="4"/>
+              <w:bottom w:val="single" w:color="000000" w:sz="4"/>
+              <w:right w:val="single" w:color="000000" w:sz="4"/>
+            </w:tcBorders>
+            <w:tcMar>
+              <w:top w:type="dxa" w:w="30"/>
+              <w:left w:type="dxa" w:w="80"/>
+              <w:bottom w:type="dxa" w:w="30"/>
+              <w:right w:type="dxa" w:w="80"/>
+            </w:tcMar>
+          </w:tcPr>
+          <w:p>
+            <w:pPr>
+              <w:jc w:val="left"/>
+            </w:pPr>
+            <w:r>
+              <w:rPr>
+                <w:b w:val="false"/>
+                <w:bCs w:val="false"/>
+                <w:sz w:val="22"/>
+                <w:szCs w:val="22"/>
+              </w:rPr>
+              <w:t xml:space="preserve">Зритель, кассир, администратор</w:t>
+            </w:r>
+          </w:p>
+        </w:tc>
+      </w:tr>
     </w:tbl>
     <w:p>
       <w:pPr>
@@ -8777,6 +8876,136 @@
                 <w:szCs w:val="22"/>
               </w:rPr>
               <w:t xml:space="preserve">Мои заказы билетов, возврат места или заказа, изменение данных и пароля</w:t>
+            </w:r>
+          </w:p>
+        </w:tc>
+      </w:tr>
+      <w:tr>
+        <w:trPr>
+          <w:cantSplit/>
+          <w:tblHeader w:val="off"/>
+        </w:trPr>
+        <w:tc>
+          <w:tcPr>
+            <w:tcW w:type="dxa" w:w="2600"/>
+            <w:tcBorders>
+              <w:top w:val="single" w:color="000000" w:sz="4"/>
+              <w:left w:val="single" w:color="000000" w:sz="4"/>
+              <w:bottom w:val="single" w:color="000000" w:sz="4"/>
+              <w:right w:val="single" w:color="000000" w:sz="4"/>
+            </w:tcBorders>
+            <w:tcMar>
+              <w:top w:type="dxa" w:w="30"/>
+              <w:left w:type="dxa" w:w="80"/>
+              <w:bottom w:type="dxa" w:w="30"/>
+              <w:right w:type="dxa" w:w="80"/>
+            </w:tcMar>
+          </w:tcPr>
+          <w:p>
+            <w:pPr>
+              <w:jc w:val="left"/>
+            </w:pPr>
+            <w:r>
+              <w:rPr>
+                <w:b w:val="false"/>
+                <w:bCs w:val="false"/>
+                <w:sz w:val="22"/>
+                <w:szCs w:val="22"/>
+              </w:rPr>
+              <w:t xml:space="preserve">/Cabinet/Receipt/{id}</w:t>
+            </w:r>
+          </w:p>
+        </w:tc>
+        <w:tc>
+          <w:tcPr>
+            <w:tcW w:type="dxa" w:w="2200"/>
+            <w:tcBorders>
+              <w:top w:val="single" w:color="000000" w:sz="4"/>
+              <w:left w:val="single" w:color="000000" w:sz="4"/>
+              <w:bottom w:val="single" w:color="000000" w:sz="4"/>
+              <w:right w:val="single" w:color="000000" w:sz="4"/>
+            </w:tcBorders>
+            <w:tcMar>
+              <w:top w:type="dxa" w:w="30"/>
+              <w:left w:type="dxa" w:w="80"/>
+              <w:bottom w:type="dxa" w:w="30"/>
+              <w:right w:type="dxa" w:w="80"/>
+            </w:tcMar>
+          </w:tcPr>
+          <w:p>
+            <w:pPr>
+              <w:jc w:val="left"/>
+            </w:pPr>
+            <w:r>
+              <w:rPr>
+                <w:b w:val="false"/>
+                <w:bCs w:val="false"/>
+                <w:sz w:val="22"/>
+                <w:szCs w:val="22"/>
+              </w:rPr>
+              <w:t xml:space="preserve">Чек заказа</w:t>
+            </w:r>
+          </w:p>
+        </w:tc>
+        <w:tc>
+          <w:tcPr>
+            <w:tcW w:type="dxa" w:w="1600"/>
+            <w:tcBorders>
+              <w:top w:val="single" w:color="000000" w:sz="4"/>
+              <w:left w:val="single" w:color="000000" w:sz="4"/>
+              <w:bottom w:val="single" w:color="000000" w:sz="4"/>
+              <w:right w:val="single" w:color="000000" w:sz="4"/>
+            </w:tcBorders>
+            <w:tcMar>
+              <w:top w:type="dxa" w:w="30"/>
+              <w:left w:type="dxa" w:w="80"/>
+              <w:bottom w:type="dxa" w:w="30"/>
+              <w:right w:type="dxa" w:w="80"/>
+            </w:tcMar>
+          </w:tcPr>
+          <w:p>
+            <w:pPr>
+              <w:jc w:val="left"/>
+            </w:pPr>
+            <w:r>
+              <w:rPr>
+                <w:b w:val="false"/>
+                <w:bCs w:val="false"/>
+                <w:sz w:val="22"/>
+                <w:szCs w:val="22"/>
+              </w:rPr>
+              <w:t xml:space="preserve">Покупатель, кассир, админ.</w:t>
+            </w:r>
+          </w:p>
+        </w:tc>
+        <w:tc>
+          <w:tcPr>
+            <w:tcW w:type="dxa" w:w="2955"/>
+            <w:tcBorders>
+              <w:top w:val="single" w:color="000000" w:sz="4"/>
+              <w:left w:val="single" w:color="000000" w:sz="4"/>
+              <w:bottom w:val="single" w:color="000000" w:sz="4"/>
+              <w:right w:val="single" w:color="000000" w:sz="4"/>
+            </w:tcBorders>
+            <w:tcMar>
+              <w:top w:type="dxa" w:w="30"/>
+              <w:left w:type="dxa" w:w="80"/>
+              <w:bottom w:type="dxa" w:w="30"/>
+              <w:right w:type="dxa" w:w="80"/>
+            </w:tcMar>
+          </w:tcPr>
+          <w:p>
+            <w:pPr>
+              <w:jc w:val="left"/>
+            </w:pPr>
+            <w:r>
+              <w:rPr>
+                <w:b w:val="false"/>
+                <w:bCs w:val="false"/>
+                <w:sz w:val="22"/>
+                <w:szCs w:val="22"/>
+              </w:rPr>
+              <w:t xml:space="preserve">Электронный чек: билеты, оплата, возвраты; печать и сохранение в PDF</w:t>
             </w:r>
           </w:p>
         </w:tc>
@@ -10927,7 +11156,7 @@
       <w:r>
         <w:drawing>
           <wp:inline distT="0" distB="0" distL="0" distR="0">
-            <wp:extent cx="962025" cy="7915275"/>
+            <wp:extent cx="2520000" cy="4290461"/>
             <wp:effectExtent t="0" r="0" b="0" l="0"/>
             <wp:docPr id="20" name="" descr="" title=""/>
             <wp:cNvGraphicFramePr>
@@ -10952,7 +11181,7 @@
                   <pic:spPr bwMode="auto">
                     <a:xfrm>
                       <a:off x="0" y="0"/>
-                      <a:ext cx="962025" cy="7915275"/>
+                      <a:ext cx="2520000" cy="4290461"/>
                     </a:xfrm>
                     <a:prstGeom prst="rect">
                       <a:avLst/>
@@ -10972,6 +11201,118 @@
       </w:pPr>
       <w:r>
         <w:t xml:space="preserve">Рисунок 20 — Главная страница на экране телефона</w:t>
+      </w:r>
+    </w:p>
+    <w:p>
+      <w:pPr>
+        <w:keepNext/>
+        <w:spacing w:before="120"/>
+        <w:jc w:val="center"/>
+      </w:pPr>
+      <w:r>
+        <w:drawing>
+          <wp:inline distT="0" distB="0" distL="0" distR="0">
+            <wp:extent cx="5760000" cy="4230000"/>
+            <wp:effectExtent t="0" r="0" b="0" l="0"/>
+            <wp:docPr id="900" name="" descr="" title=""/>
+            <wp:cNvGraphicFramePr>
+              <a:graphicFrameLocks xmlns:a="http://schemas.openxmlformats.org/drawingml/2006/main" noChangeAspect="1"/>
+            </wp:cNvGraphicFramePr>
+            <a:graphic xmlns:a="http://schemas.openxmlformats.org/drawingml/2006/main">
+              <a:graphicData uri="http://schemas.openxmlformats.org/drawingml/2006/picture">
+                <pic:pic xmlns:pic="http://schemas.openxmlformats.org/drawingml/2006/picture">
+                  <pic:nvPicPr>
+                    <pic:cNvPr id="0" name="" descr=""/>
+                    <pic:cNvPicPr>
+                      <a:picLocks noChangeAspect="1" noChangeArrowheads="1"/>
+                    </pic:cNvPicPr>
+                  </pic:nvPicPr>
+                  <pic:blipFill>
+                    <a:blip r:embed="rId29" cstate="none"/>
+                    <a:srcRect/>
+                    <a:stretch>
+                      <a:fillRect/>
+                    </a:stretch>
+                  </pic:blipFill>
+                  <pic:spPr bwMode="auto">
+                    <a:xfrm>
+                      <a:off x="0" y="0"/>
+                      <a:ext cx="5760000" cy="4230000"/>
+                    </a:xfrm>
+                    <a:prstGeom prst="rect">
+                      <a:avLst/>
+                    </a:prstGeom>
+                  </pic:spPr>
+                </pic:pic>
+              </a:graphicData>
+            </a:graphic>
+          </wp:inline>
+        </w:drawing>
+      </w:r>
+    </w:p>
+    <w:p>
+      <w:pPr>
+        <w:spacing w:after="160"/>
+        <w:jc w:val="center"/>
+      </w:pPr>
+      <w:r>
+        <w:t xml:space="preserve">Рисунок 21 — Электронный чек сразу после оплаты на сайте</w:t>
+      </w:r>
+    </w:p>
+    <w:p>
+      <w:pPr>
+        <w:keepNext/>
+        <w:spacing w:before="120"/>
+        <w:jc w:val="center"/>
+      </w:pPr>
+      <w:r>
+        <w:drawing>
+          <wp:inline distT="0" distB="0" distL="0" distR="0">
+            <wp:extent cx="3240000" cy="4025076"/>
+            <wp:effectExtent t="0" r="0" b="0" l="0"/>
+            <wp:docPr id="901" name="" descr="" title=""/>
+            <wp:cNvGraphicFramePr>
+              <a:graphicFrameLocks xmlns:a="http://schemas.openxmlformats.org/drawingml/2006/main" noChangeAspect="1"/>
+            </wp:cNvGraphicFramePr>
+            <a:graphic xmlns:a="http://schemas.openxmlformats.org/drawingml/2006/main">
+              <a:graphicData uri="http://schemas.openxmlformats.org/drawingml/2006/picture">
+                <pic:pic xmlns:pic="http://schemas.openxmlformats.org/drawingml/2006/picture">
+                  <pic:nvPicPr>
+                    <pic:cNvPr id="0" name="" descr=""/>
+                    <pic:cNvPicPr>
+                      <a:picLocks noChangeAspect="1" noChangeArrowheads="1"/>
+                    </pic:cNvPicPr>
+                  </pic:nvPicPr>
+                  <pic:blipFill>
+                    <a:blip r:embed="rId30" cstate="none"/>
+                    <a:srcRect/>
+                    <a:stretch>
+                      <a:fillRect/>
+                    </a:stretch>
+                  </pic:blipFill>
+                  <pic:spPr bwMode="auto">
+                    <a:xfrm>
+                      <a:off x="0" y="0"/>
+                      <a:ext cx="3240000" cy="4025076"/>
+                    </a:xfrm>
+                    <a:prstGeom prst="rect">
+                      <a:avLst/>
+                    </a:prstGeom>
+                  </pic:spPr>
+                </pic:pic>
+              </a:graphicData>
+            </a:graphic>
+          </wp:inline>
+        </w:drawing>
+      </w:r>
+    </w:p>
+    <w:p>
+      <w:pPr>
+        <w:spacing w:after="160"/>
+        <w:jc w:val="center"/>
+      </w:pPr>
+      <w:r>
+        <w:t xml:space="preserve">Рисунок 22 — Чек заказа после возврата одного билета (версия для печати)</w:t>
       </w:r>
     </w:p>
     <w:p>
@@ -20788,6 +21129,20 @@
         <w:jc w:val="both"/>
       </w:pPr>
       <w:r>
+        <w:t xml:space="preserve">После оплаты сразу открывается электронный чек. Он сохраняется в личном кабинете: в «Мои билеты» у каждого заказа есть кнопка «Чек». Чек можно распечатать или сохранить в PDF кнопкой «Распечатать или сохранить в PDF». После возврата в чеке появляется строка возврата и новый итог.</w:t>
+      </w:r>
+    </w:p>
+    <w:p>
+      <w:pPr>
+        <w:pStyle w:val="ListParagraph"/>
+        <w:numPr>
+          <w:ilvl w:val="0"/>
+          <w:numId w:val="4"/>
+        </w:numPr>
+        <w:spacing w:line="360"/>
+        <w:jc w:val="both"/>
+      </w:pPr>
+      <w:r>
         <w:t xml:space="preserve">В личном кабинете можно изменить ФИО и почту, а также сменить пароль. Для выхода нажмите «Выйти» в правом верхнем углу.</w:t>
       </w:r>
     </w:p>
@@ -20839,6 +21194,20 @@
       </w:pPr>
       <w:r>
         <w:t xml:space="preserve">Отметьте места на схеме зала, укажите ФИО покупателя (необязательно) и способ оплаты, нажмите «Продать билеты». Система покажет номера проданных билетов.</w:t>
+      </w:r>
+    </w:p>
+    <w:p>
+      <w:pPr>
+        <w:pStyle w:val="ListParagraph"/>
+        <w:numPr>
+          <w:ilvl w:val="0"/>
+          <w:numId w:val="5"/>
+        </w:numPr>
+        <w:spacing w:line="360"/>
+        <w:jc w:val="both"/>
+      </w:pPr>
+      <w:r>
+        <w:t xml:space="preserve">После продажи сразу открывается чек покупателя: нажмите «Распечатать чек» и выдайте его вместе с билетами. Оттуда же можно продать ещё билеты на этот сеанс или вернуться к кассе. Чек любого заказа открывается кнопкой «Чек» в «Проданных билетах».</w:t>
       </w:r>
     </w:p>
     <w:p>
